--- a/fra/docx/014.content.docx
+++ b/fra/docx/014.content.docx
@@ -19,7 +19,7 @@
         <w:rPr>
           <w:lang w:val="fr_FR" w:bidi="fr_FR"/>
         </w:rPr>
-        <w:t>Resource: Tyndale Open Study Notes</w:t>
+        <w:t>Resource: Aquifer Open Study Notes (Profiles)</w:t>
       </w:r>
       <w:r>
         <w:rPr>
@@ -112,7 +112,7 @@
         <w:rPr>
           <w:lang w:val="fr_FR" w:bidi="fr_FR"/>
         </w:rPr>
-        <w:t>Tyndale Open Study Notes</w:t>
+        <w:t>Aquifer Open Study Notes (Profiles)</w:t>
       </w:r>
     </w:p>
     <w:p>

--- a/fra/docx/014.content.docx
+++ b/fra/docx/014.content.docx
@@ -233,54 +233,36 @@
         </w:rPr>
         <w:t xml:space="preserve">Ozias, fils d'Amatsia et de Jecolia, régna sur Juda pendant 52 ans, de 792 à 740 av. J.-C. (voir </w:t>
       </w:r>
-      <w:hyperlink r:id="rId13">
-        <w:r>
-          <w:rPr>
-            <w:lang w:val="fr_FR" w:bidi="fr_FR"/>
-          </w:rPr>
-          <w:rPr>
-            <w:color w:val="0000EE"/>
-            <w:u w:val="single"/>
-          </w:rPr>
-          <w:t>2R 14.21–22</w:t>
-        </w:r>
-      </w:hyperlink>
+      <w:r>
+        <w:rPr>
+          <w:lang w:val="fr_FR" w:bidi="fr_FR"/>
+        </w:rPr>
+        <w:t>2R 14.21–22</w:t>
+      </w:r>
       <w:r>
         <w:rPr>
           <w:lang w:val="fr_FR" w:bidi="fr_FR"/>
         </w:rPr>
         <w:t xml:space="preserve"> ; </w:t>
       </w:r>
-      <w:hyperlink r:id="rId14">
-        <w:r>
-          <w:rPr>
-            <w:lang w:val="fr_FR" w:bidi="fr_FR"/>
-          </w:rPr>
-          <w:rPr>
-            <w:color w:val="0000EE"/>
-            <w:u w:val="single"/>
-          </w:rPr>
-          <w:t>15.1–2</w:t>
-        </w:r>
-      </w:hyperlink>
+      <w:r>
+        <w:rPr>
+          <w:lang w:val="fr_FR" w:bidi="fr_FR"/>
+        </w:rPr>
+        <w:t>15.1–2</w:t>
+      </w:r>
       <w:r>
         <w:rPr>
           <w:lang w:val="fr_FR" w:bidi="fr_FR"/>
         </w:rPr>
         <w:t xml:space="preserve"> ; </w:t>
       </w:r>
-      <w:hyperlink r:id="rId15">
-        <w:r>
-          <w:rPr>
-            <w:lang w:val="fr_FR" w:bidi="fr_FR"/>
-          </w:rPr>
-          <w:rPr>
-            <w:color w:val="0000EE"/>
-            <w:u w:val="single"/>
-          </w:rPr>
-          <w:t>2Ch 26.1–3</w:t>
-        </w:r>
-      </w:hyperlink>
+      <w:r>
+        <w:rPr>
+          <w:lang w:val="fr_FR" w:bidi="fr_FR"/>
+        </w:rPr>
+        <w:t>2Ch 26.1–3</w:t>
+      </w:r>
       <w:r>
         <w:rPr>
           <w:lang w:val="fr_FR" w:bidi="fr_FR"/>
@@ -313,18 +295,12 @@
         </w:rPr>
         <w:t>(</w:t>
       </w:r>
-      <w:hyperlink r:id="rId16">
-        <w:r>
-          <w:rPr>
-            <w:lang w:val="fr_FR" w:bidi="fr_FR"/>
-          </w:rPr>
-          <w:rPr>
-            <w:color w:val="0000EE"/>
-            <w:u w:val="single"/>
-          </w:rPr>
-          <w:t>2Ch 26.5</w:t>
-        </w:r>
-      </w:hyperlink>
+      <w:r>
+        <w:rPr>
+          <w:lang w:val="fr_FR" w:bidi="fr_FR"/>
+        </w:rPr>
+        <w:t>2Ch 26.5</w:t>
+      </w:r>
       <w:r>
         <w:rPr>
           <w:lang w:val="fr_FR" w:bidi="fr_FR"/>
@@ -345,72 +321,48 @@
         </w:rPr>
         <w:t>Durant son règne, plusieurs prophètes furent en activité. Amos et Osée proclamèrent la parole de Dieu durant sa vie (</w:t>
       </w:r>
-      <w:hyperlink r:id="rId17">
-        <w:r>
-          <w:rPr>
-            <w:lang w:val="fr_FR" w:bidi="fr_FR"/>
-          </w:rPr>
-          <w:rPr>
-            <w:color w:val="0000EE"/>
-            <w:u w:val="single"/>
-          </w:rPr>
-          <w:t>Os 1.1</w:t>
-        </w:r>
-      </w:hyperlink>
+      <w:r>
+        <w:rPr>
+          <w:lang w:val="fr_FR" w:bidi="fr_FR"/>
+        </w:rPr>
+        <w:t>Os 1.1</w:t>
+      </w:r>
       <w:r>
         <w:rPr>
           <w:lang w:val="fr_FR" w:bidi="fr_FR"/>
         </w:rPr>
         <w:t xml:space="preserve"> ; </w:t>
       </w:r>
-      <w:hyperlink r:id="rId18">
-        <w:r>
-          <w:rPr>
-            <w:lang w:val="fr_FR" w:bidi="fr_FR"/>
-          </w:rPr>
-          <w:rPr>
-            <w:color w:val="0000EE"/>
-            <w:u w:val="single"/>
-          </w:rPr>
-          <w:t>Am 1.1</w:t>
-        </w:r>
-      </w:hyperlink>
+      <w:r>
+        <w:rPr>
+          <w:lang w:val="fr_FR" w:bidi="fr_FR"/>
+        </w:rPr>
+        <w:t>Am 1.1</w:t>
+      </w:r>
       <w:r>
         <w:rPr>
           <w:lang w:val="fr_FR" w:bidi="fr_FR"/>
         </w:rPr>
         <w:t>), bien que la plupart de leurs messages étaient destinés au royaume du Nord. Le prophète Ésaïe reçut quant à lui son appel l'année de la mort d'Ozias (</w:t>
       </w:r>
-      <w:hyperlink r:id="rId19">
-        <w:r>
-          <w:rPr>
-            <w:lang w:val="fr_FR" w:bidi="fr_FR"/>
-          </w:rPr>
-          <w:rPr>
-            <w:color w:val="0000EE"/>
-            <w:u w:val="single"/>
-          </w:rPr>
-          <w:t>Es 1.1</w:t>
-        </w:r>
-      </w:hyperlink>
+      <w:r>
+        <w:rPr>
+          <w:lang w:val="fr_FR" w:bidi="fr_FR"/>
+        </w:rPr>
+        <w:t>Es 1.1</w:t>
+      </w:r>
       <w:r>
         <w:rPr>
           <w:lang w:val="fr_FR" w:bidi="fr_FR"/>
         </w:rPr>
         <w:t xml:space="preserve"> ; </w:t>
       </w:r>
-      <w:hyperlink r:id="rId20">
-        <w:r>
-          <w:rPr>
-            <w:lang w:val="fr_FR" w:bidi="fr_FR"/>
-          </w:rPr>
-          <w:rPr>
-            <w:color w:val="0000EE"/>
-            <w:u w:val="single"/>
-          </w:rPr>
-          <w:t>6.1</w:t>
-        </w:r>
-      </w:hyperlink>
+      <w:r>
+        <w:rPr>
+          <w:lang w:val="fr_FR" w:bidi="fr_FR"/>
+        </w:rPr>
+        <w:t>6.1</w:t>
+      </w:r>
       <w:r>
         <w:rPr>
           <w:lang w:val="fr_FR" w:bidi="fr_FR"/>
@@ -431,36 +383,24 @@
         </w:rPr>
         <w:t>Du fait de ses nombreux succès, Ozias devint malheureusement orgueilleux, ce qui conduisit à sa chute (</w:t>
       </w:r>
-      <w:hyperlink r:id="rId21">
-        <w:r>
-          <w:rPr>
-            <w:lang w:val="fr_FR" w:bidi="fr_FR"/>
-          </w:rPr>
-          <w:rPr>
-            <w:color w:val="0000EE"/>
-            <w:u w:val="single"/>
-          </w:rPr>
-          <w:t>2Ch 26.16</w:t>
-        </w:r>
-      </w:hyperlink>
+      <w:r>
+        <w:rPr>
+          <w:lang w:val="fr_FR" w:bidi="fr_FR"/>
+        </w:rPr>
+        <w:t>2Ch 26.16</w:t>
+      </w:r>
       <w:r>
         <w:rPr>
           <w:lang w:val="fr_FR" w:bidi="fr_FR"/>
         </w:rPr>
         <w:t>). Agissant comme s'il était sacrificateur, il pénétra dans le lieu saint du temple et y brûla de l'encens. Les prêtres essayèrent de l'empêcher de pécher contre le Seigneur, mais il ignora leurs avertissements avec colère. En conséquence de cette désobéissance, Dieu le frappa de lèpre. Condamné à vivre le reste de ses jours dans l'isolement, Ozias fut finalement enterré parmi ses ancêtres, mais à distance, en raison de sa maladie de peau (</w:t>
       </w:r>
-      <w:hyperlink r:id="rId22">
-        <w:r>
-          <w:rPr>
-            <w:lang w:val="fr_FR" w:bidi="fr_FR"/>
-          </w:rPr>
-          <w:rPr>
-            <w:color w:val="0000EE"/>
-            <w:u w:val="single"/>
-          </w:rPr>
-          <w:t>2Ch 26.23</w:t>
-        </w:r>
-      </w:hyperlink>
+      <w:r>
+        <w:rPr>
+          <w:lang w:val="fr_FR" w:bidi="fr_FR"/>
+        </w:rPr>
+        <w:t>2Ch 26.23</w:t>
+      </w:r>
       <w:r>
         <w:rPr>
           <w:lang w:val="fr_FR" w:bidi="fr_FR"/>
@@ -490,144 +430,96 @@
           <w:lang w:val="fr_FR" w:bidi="fr_FR"/>
         </w:rPr>
       </w:r>
-      <w:hyperlink r:id="rId13">
-        <w:r>
-          <w:rPr>
-            <w:lang w:val="fr_FR" w:bidi="fr_FR"/>
-          </w:rPr>
-          <w:rPr>
-            <w:color w:val="0000EE"/>
-            <w:u w:val="single"/>
-          </w:rPr>
-          <w:t>2R 14.21–22</w:t>
-        </w:r>
-      </w:hyperlink>
+      <w:r>
+        <w:rPr>
+          <w:lang w:val="fr_FR" w:bidi="fr_FR"/>
+        </w:rPr>
+        <w:t>2R 14.21–22</w:t>
+      </w:r>
       <w:r>
         <w:rPr>
           <w:lang w:val="fr_FR" w:bidi="fr_FR"/>
         </w:rPr>
         <w:t xml:space="preserve"> ; </w:t>
       </w:r>
-      <w:hyperlink r:id="rId23">
-        <w:r>
-          <w:rPr>
-            <w:lang w:val="fr_FR" w:bidi="fr_FR"/>
-          </w:rPr>
-          <w:rPr>
-            <w:color w:val="0000EE"/>
-            <w:u w:val="single"/>
-          </w:rPr>
-          <w:t>15.1–7</w:t>
-        </w:r>
-      </w:hyperlink>
+      <w:r>
+        <w:rPr>
+          <w:lang w:val="fr_FR" w:bidi="fr_FR"/>
+        </w:rPr>
+        <w:t>15.1–7</w:t>
+      </w:r>
       <w:r>
         <w:rPr>
           <w:lang w:val="fr_FR" w:bidi="fr_FR"/>
         </w:rPr>
         <w:t xml:space="preserve"> ; </w:t>
       </w:r>
-      <w:hyperlink r:id="rId24">
-        <w:r>
-          <w:rPr>
-            <w:lang w:val="fr_FR" w:bidi="fr_FR"/>
-          </w:rPr>
-          <w:rPr>
-            <w:color w:val="0000EE"/>
-            <w:u w:val="single"/>
-          </w:rPr>
-          <w:t>2Ch 26.1–23</w:t>
-        </w:r>
-      </w:hyperlink>
+      <w:r>
+        <w:rPr>
+          <w:lang w:val="fr_FR" w:bidi="fr_FR"/>
+        </w:rPr>
+        <w:t>2Ch 26.1–23</w:t>
+      </w:r>
       <w:r>
         <w:rPr>
           <w:lang w:val="fr_FR" w:bidi="fr_FR"/>
         </w:rPr>
         <w:t xml:space="preserve"> ; </w:t>
       </w:r>
-      <w:hyperlink r:id="rId19">
-        <w:r>
-          <w:rPr>
-            <w:lang w:val="fr_FR" w:bidi="fr_FR"/>
-          </w:rPr>
-          <w:rPr>
-            <w:color w:val="0000EE"/>
-            <w:u w:val="single"/>
-          </w:rPr>
-          <w:t>Es 1.1</w:t>
-        </w:r>
-      </w:hyperlink>
+      <w:r>
+        <w:rPr>
+          <w:lang w:val="fr_FR" w:bidi="fr_FR"/>
+        </w:rPr>
+        <w:t>Es 1.1</w:t>
+      </w:r>
       <w:r>
         <w:rPr>
           <w:lang w:val="fr_FR" w:bidi="fr_FR"/>
         </w:rPr>
         <w:t xml:space="preserve"> ; </w:t>
       </w:r>
-      <w:hyperlink r:id="rId20">
-        <w:r>
-          <w:rPr>
-            <w:lang w:val="fr_FR" w:bidi="fr_FR"/>
-          </w:rPr>
-          <w:rPr>
-            <w:color w:val="0000EE"/>
-            <w:u w:val="single"/>
-          </w:rPr>
-          <w:t>6.1</w:t>
-        </w:r>
-      </w:hyperlink>
+      <w:r>
+        <w:rPr>
+          <w:lang w:val="fr_FR" w:bidi="fr_FR"/>
+        </w:rPr>
+        <w:t>6.1</w:t>
+      </w:r>
       <w:r>
         <w:rPr>
           <w:lang w:val="fr_FR" w:bidi="fr_FR"/>
         </w:rPr>
         <w:t xml:space="preserve"> ; </w:t>
       </w:r>
-      <w:hyperlink r:id="rId17">
-        <w:r>
-          <w:rPr>
-            <w:lang w:val="fr_FR" w:bidi="fr_FR"/>
-          </w:rPr>
-          <w:rPr>
-            <w:color w:val="0000EE"/>
-            <w:u w:val="single"/>
-          </w:rPr>
-          <w:t>Os 1.1</w:t>
-        </w:r>
-      </w:hyperlink>
+      <w:r>
+        <w:rPr>
+          <w:lang w:val="fr_FR" w:bidi="fr_FR"/>
+        </w:rPr>
+        <w:t>Os 1.1</w:t>
+      </w:r>
       <w:r>
         <w:rPr>
           <w:lang w:val="fr_FR" w:bidi="fr_FR"/>
         </w:rPr>
         <w:t xml:space="preserve"> ; </w:t>
       </w:r>
-      <w:hyperlink r:id="rId18">
-        <w:r>
-          <w:rPr>
-            <w:lang w:val="fr_FR" w:bidi="fr_FR"/>
-          </w:rPr>
-          <w:rPr>
-            <w:color w:val="0000EE"/>
-            <w:u w:val="single"/>
-          </w:rPr>
-          <w:t>Am 1.1</w:t>
-        </w:r>
-      </w:hyperlink>
+      <w:r>
+        <w:rPr>
+          <w:lang w:val="fr_FR" w:bidi="fr_FR"/>
+        </w:rPr>
+        <w:t>Am 1.1</w:t>
+      </w:r>
       <w:r>
         <w:rPr>
           <w:lang w:val="fr_FR" w:bidi="fr_FR"/>
         </w:rPr>
         <w:t xml:space="preserve"> ; </w:t>
       </w:r>
-      <w:hyperlink r:id="rId25">
-        <w:r>
-          <w:rPr>
-            <w:lang w:val="fr_FR" w:bidi="fr_FR"/>
-          </w:rPr>
-          <w:rPr>
-            <w:color w:val="0000EE"/>
-            <w:u w:val="single"/>
-          </w:rPr>
-          <w:t>Za 14.5</w:t>
-        </w:r>
-      </w:hyperlink>
+      <w:r>
+        <w:rPr>
+          <w:lang w:val="fr_FR" w:bidi="fr_FR"/>
+        </w:rPr>
+        <w:t>Za 14.5</w:t>
+      </w:r>
       <w:r>
         <w:rPr>
           <w:lang w:val="fr_FR" w:bidi="fr_FR"/>
